--- a/Submissions/1. APSR/APSR Title Page.docx
+++ b/Submissions/1. APSR/APSR Title Page.docx
@@ -97,7 +97,7 @@
         <w:t xml:space="preserve">: </w:t>
       </w:r>
       <w:r>
-        <w:t>0000-0002-3133-7904</w:t>
+        <w:t>0000-0002-2389-8605</w:t>
       </w:r>
     </w:p>
     <w:p>
@@ -116,7 +116,7 @@
         <w:t xml:space="preserve">: </w:t>
       </w:r>
       <w:r>
-        <w:t>jspr@sas.upenn.edu</w:t>
+        <w:t>jeremyrgs6@gmail.com</w:t>
       </w:r>
     </w:p>
     <w:p>
@@ -158,23 +158,7 @@
           <w:b/>
           <w:bCs/>
         </w:rPr>
-        <w:t xml:space="preserve">Fatih </w:t>
-      </w:r>
-      <w:proofErr w:type="spellStart"/>
-      <w:r>
-        <w:rPr>
-          <w:b/>
-          <w:bCs/>
-        </w:rPr>
-        <w:t>Serkant</w:t>
-      </w:r>
-      <w:proofErr w:type="spellEnd"/>
-      <w:r>
-        <w:rPr>
-          <w:b/>
-          <w:bCs/>
-        </w:rPr>
-        <w:t xml:space="preserve"> Adiguzel</w:t>
+        <w:t>Fatih Serkant Adiguzel</w:t>
       </w:r>
     </w:p>
     <w:p>
@@ -230,13 +214,8 @@
       <w:r>
         <w:t xml:space="preserve">: </w:t>
       </w:r>
-      <w:proofErr w:type="spellStart"/>
-      <w:r>
-        <w:t>Sabancı</w:t>
-      </w:r>
-      <w:proofErr w:type="spellEnd"/>
-      <w:r>
-        <w:t xml:space="preserve"> University</w:t>
+      <w:r>
+        <w:t>Sabancı University</w:t>
       </w:r>
     </w:p>
     <w:p>
@@ -714,54 +693,80 @@
         <w:t xml:space="preserve"> </w:t>
       </w:r>
       <w:r>
-        <w:t xml:space="preserve">This study was funded by the United States Agency for International Development (USAID) Bureau for Democracy, Human Rights, and Governance. We would like to thank many partners in the NGO and policy world who have helped in the development of this work, including Laura McKechnie, Dan Spealman, Asta Zinbo, Daniel Sabet, Erin McCarthy, and David Jacobstein. We also thank several researchers who were instrumental in the origins of this project, including Scott de Marchi, Spencer Dorsey, and Clara Suong, and </w:t>
-      </w:r>
-      <w:proofErr w:type="gramStart"/>
-      <w:r>
-        <w:t>a number of</w:t>
-      </w:r>
-      <w:proofErr w:type="gramEnd"/>
-      <w:r>
-        <w:t xml:space="preserve"> others who made critical contributions along the way, including </w:t>
-      </w:r>
-      <w:proofErr w:type="spellStart"/>
-      <w:r>
-        <w:t>Rethis</w:t>
-      </w:r>
-      <w:proofErr w:type="spellEnd"/>
+        <w:t>This study was funded by the United States Agency for International Development (USAID) Bureau for Democracy, Human Rights, and Governance. We would like to thank many partners in the NGO and policy world who have helped in the development of this work, including Laura McKechnie, Dan Spealman, Asta Zinbo, Daniel Sabet, Erin McCarthy, and David Jacobstein. We also thank several researchers who were instrumental in the origins of this project, including Scott de Marchi, Spencer Dorsey, and Clara Suong, and a number of others who made critical contributions along the way, including Rethis Togbedji Gansey, Jitender Swami, Mahda Soltani, Andreas Beger, Tim McDade, Akanksha Bhattacharyya, and Joan Timoneda.</w:t>
+      </w:r>
+    </w:p>
+    <w:p>
+      <w:pPr>
+        <w:spacing w:after="0"/>
+      </w:pPr>
+    </w:p>
+    <w:p>
+      <w:pPr>
+        <w:spacing w:after="0"/>
+      </w:pPr>
+      <w:r>
+        <w:rPr>
+          <w:b/>
+          <w:bCs/>
+        </w:rPr>
+        <w:t>Declarations of conflict of interest:</w:t>
+      </w:r>
       <w:r>
         <w:t xml:space="preserve"> </w:t>
       </w:r>
-      <w:proofErr w:type="spellStart"/>
-      <w:r>
-        <w:t>Togbedji</w:t>
-      </w:r>
-      <w:proofErr w:type="spellEnd"/>
-      <w:r>
-        <w:t xml:space="preserve"> Gansey, Jitender Swami, Mahda Soltani, Andreas Beger, Tim McDade, Akanksha Bhattacharyya, and Joan Timoneda.</w:t>
-      </w:r>
-    </w:p>
-    <w:p>
-      <w:pPr>
-        <w:spacing w:after="0"/>
-      </w:pPr>
-    </w:p>
-    <w:p>
-      <w:pPr>
-        <w:spacing w:after="0"/>
-      </w:pPr>
-      <w:r>
-        <w:rPr>
-          <w:b/>
-          <w:bCs/>
-        </w:rPr>
-        <w:t>Declarations of conflict of interest:</w:t>
+      <w:r>
+        <w:t>None.</w:t>
+      </w:r>
+    </w:p>
+    <w:p>
+      <w:pPr>
+        <w:spacing w:after="0"/>
+        <w:rPr>
+          <w:b/>
+          <w:bCs/>
+        </w:rPr>
+      </w:pPr>
+    </w:p>
+    <w:p>
+      <w:pPr>
+        <w:spacing w:after="0"/>
+        <w:jc w:val="both"/>
+      </w:pPr>
+      <w:r>
+        <w:rPr>
+          <w:b/>
+          <w:bCs/>
+        </w:rPr>
+        <w:t>E</w:t>
+      </w:r>
+      <w:r>
+        <w:rPr>
+          <w:b/>
+          <w:bCs/>
+        </w:rPr>
+        <w:t>thics:</w:t>
       </w:r>
       <w:r>
         <w:t xml:space="preserve"> </w:t>
       </w:r>
       <w:r>
-        <w:t>None.</w:t>
+        <w:rPr>
+          <w:color w:val="0E101A"/>
+        </w:rPr>
+        <w:t xml:space="preserve">This study does not involve </w:t>
+      </w:r>
+      <w:r>
+        <w:rPr>
+          <w:color w:val="0E101A"/>
+        </w:rPr>
+        <w:t xml:space="preserve">research with </w:t>
+      </w:r>
+      <w:r>
+        <w:rPr>
+          <w:color w:val="0E101A"/>
+        </w:rPr>
+        <w:t>human subjects. No institutional review board approval was required.</w:t>
       </w:r>
     </w:p>
     <w:p>
@@ -783,82 +788,13 @@
           <w:b/>
           <w:bCs/>
         </w:rPr>
-        <w:t>E</w:t>
-      </w:r>
-      <w:r>
-        <w:rPr>
-          <w:b/>
-          <w:bCs/>
-        </w:rPr>
-        <w:t>thics:</w:t>
+        <w:t>Data Availability:</w:t>
       </w:r>
       <w:r>
         <w:t xml:space="preserve"> </w:t>
       </w:r>
       <w:r>
-        <w:rPr>
-          <w:color w:val="0E101A"/>
-        </w:rPr>
-        <w:t xml:space="preserve">This study does not involve </w:t>
-      </w:r>
-      <w:r>
-        <w:rPr>
-          <w:color w:val="0E101A"/>
-        </w:rPr>
-        <w:t xml:space="preserve">research </w:t>
-      </w:r>
-      <w:proofErr w:type="gramStart"/>
-      <w:r>
-        <w:rPr>
-          <w:color w:val="0E101A"/>
-        </w:rPr>
-        <w:t>with</w:t>
-      </w:r>
-      <w:proofErr w:type="gramEnd"/>
-      <w:r>
-        <w:rPr>
-          <w:color w:val="0E101A"/>
-        </w:rPr>
-        <w:t xml:space="preserve"> </w:t>
-      </w:r>
-      <w:r>
-        <w:rPr>
-          <w:color w:val="0E101A"/>
-        </w:rPr>
-        <w:t>human subjects. No institutional review board approval was required.</w:t>
-      </w:r>
-    </w:p>
-    <w:p>
-      <w:pPr>
-        <w:spacing w:after="0"/>
-        <w:rPr>
-          <w:b/>
-          <w:bCs/>
-        </w:rPr>
-      </w:pPr>
-    </w:p>
-    <w:p>
-      <w:pPr>
-        <w:spacing w:after="0"/>
-        <w:jc w:val="both"/>
-      </w:pPr>
-      <w:r>
-        <w:rPr>
-          <w:b/>
-          <w:bCs/>
-        </w:rPr>
-        <w:t>Data Availability:</w:t>
-      </w:r>
-      <w:r>
-        <w:t xml:space="preserve"> </w:t>
-      </w:r>
-      <w:proofErr w:type="gramStart"/>
-      <w:r>
-        <w:t>Replication</w:t>
-      </w:r>
-      <w:proofErr w:type="gramEnd"/>
-      <w:r>
-        <w:t xml:space="preserve"> data and code for this article and the analysis in the supplementary materials will be made available through the Journal's Dataverse</w:t>
+        <w:t>Replication data and code for this article and the analysis in the supplementary materials will be made available through the Journal's Dataverse</w:t>
       </w:r>
       <w:r>
         <w:t xml:space="preserve">. </w:t>
@@ -1482,6 +1418,7 @@
   <w:style w:type="character" w:default="1" w:styleId="DefaultParagraphFont">
     <w:name w:val="Default Paragraph Font"/>
     <w:uiPriority w:val="1"/>
+    <w:semiHidden/>
     <w:unhideWhenUsed/>
   </w:style>
   <w:style w:type="table" w:default="1" w:styleId="TableNormal">

--- a/Submissions/1. APSR/APSR Title Page.docx
+++ b/Submissions/1. APSR/APSR Title Page.docx
@@ -158,7 +158,23 @@
           <w:b/>
           <w:bCs/>
         </w:rPr>
-        <w:t>Fatih Serkant Adiguzel</w:t>
+        <w:t xml:space="preserve">Fatih </w:t>
+      </w:r>
+      <w:proofErr w:type="spellStart"/>
+      <w:r>
+        <w:rPr>
+          <w:b/>
+          <w:bCs/>
+        </w:rPr>
+        <w:t>Serkant</w:t>
+      </w:r>
+      <w:proofErr w:type="spellEnd"/>
+      <w:r>
+        <w:rPr>
+          <w:b/>
+          <w:bCs/>
+        </w:rPr>
+        <w:t xml:space="preserve"> Adiguzel</w:t>
       </w:r>
     </w:p>
     <w:p>
@@ -214,8 +230,13 @@
       <w:r>
         <w:t xml:space="preserve">: </w:t>
       </w:r>
-      <w:r>
-        <w:t>Sabancı University</w:t>
+      <w:proofErr w:type="spellStart"/>
+      <w:r>
+        <w:t>Sabancı</w:t>
+      </w:r>
+      <w:proofErr w:type="spellEnd"/>
+      <w:r>
+        <w:t xml:space="preserve"> University</w:t>
       </w:r>
     </w:p>
     <w:p>
@@ -234,7 +255,10 @@
         <w:t>:</w:t>
       </w:r>
       <w:r>
-        <w:t xml:space="preserve"> Political Science</w:t>
+        <w:t xml:space="preserve"> </w:t>
+      </w:r>
+      <w:r>
+        <w:t>Faculty of Arts and Social Sciences</w:t>
       </w:r>
     </w:p>
     <w:p>
@@ -270,22 +294,6 @@
           <w:b/>
           <w:bCs/>
         </w:rPr>
-        <w:t>ORCID</w:t>
-      </w:r>
-      <w:r>
-        <w:t>: 0000-0002-3133-7904</w:t>
-      </w:r>
-    </w:p>
-    <w:p>
-      <w:pPr>
-        <w:spacing w:after="0"/>
-        <w:ind w:left="720"/>
-      </w:pPr>
-      <w:r>
-        <w:rPr>
-          <w:b/>
-          <w:bCs/>
-        </w:rPr>
         <w:t>Email</w:t>
       </w:r>
       <w:r>
@@ -434,6 +442,30 @@
           <w:bCs/>
         </w:rPr>
         <w:t>Diego Romero</w:t>
+      </w:r>
+      <w:r>
+        <w:rPr>
+          <w:b/>
+          <w:bCs/>
+        </w:rPr>
+        <w:t xml:space="preserve"> </w:t>
+      </w:r>
+      <w:r>
+        <w:rPr>
+          <w:b/>
+          <w:bCs/>
+        </w:rPr>
+        <w:t>[</w:t>
+      </w:r>
+      <w:r>
+        <w:t>Corresponding author</w:t>
+      </w:r>
+      <w:r>
+        <w:rPr>
+          <w:b/>
+          <w:bCs/>
+        </w:rPr>
+        <w:t>]</w:t>
       </w:r>
     </w:p>
     <w:p>
@@ -528,17 +560,7 @@
           <w:b/>
           <w:bCs/>
         </w:rPr>
-        <w:t xml:space="preserve"> [</w:t>
-      </w:r>
-      <w:r>
-        <w:t>Corresponding author</w:t>
-      </w:r>
-      <w:r>
-        <w:rPr>
-          <w:b/>
-          <w:bCs/>
-        </w:rPr>
-        <w:t>]</w:t>
+        <w:t xml:space="preserve"> </w:t>
       </w:r>
     </w:p>
     <w:p>
@@ -693,7 +715,31 @@
         <w:t xml:space="preserve"> </w:t>
       </w:r>
       <w:r>
-        <w:t>This study was funded by the United States Agency for International Development (USAID) Bureau for Democracy, Human Rights, and Governance. We would like to thank many partners in the NGO and policy world who have helped in the development of this work, including Laura McKechnie, Dan Spealman, Asta Zinbo, Daniel Sabet, Erin McCarthy, and David Jacobstein. We also thank several researchers who were instrumental in the origins of this project, including Scott de Marchi, Spencer Dorsey, and Clara Suong, and a number of others who made critical contributions along the way, including Rethis Togbedji Gansey, Jitender Swami, Mahda Soltani, Andreas Beger, Tim McDade, Akanksha Bhattacharyya, and Joan Timoneda.</w:t>
+        <w:t xml:space="preserve">This study was funded by the United States Agency for International Development (USAID) Bureau for Democracy, Human Rights, and Governance. We would like to thank many partners in the NGO and policy world who have helped in the development of this work, including Laura McKechnie, Dan Spealman, Asta Zinbo, Daniel Sabet, Erin McCarthy, and David Jacobstein. We also thank several researchers who were instrumental in the origins of this project, including Scott de Marchi, Spencer Dorsey, and Clara Suong, and </w:t>
+      </w:r>
+      <w:proofErr w:type="gramStart"/>
+      <w:r>
+        <w:t>a number of</w:t>
+      </w:r>
+      <w:proofErr w:type="gramEnd"/>
+      <w:r>
+        <w:t xml:space="preserve"> others who made critical contributions along the way, including </w:t>
+      </w:r>
+      <w:proofErr w:type="spellStart"/>
+      <w:r>
+        <w:t>Rethis</w:t>
+      </w:r>
+      <w:proofErr w:type="spellEnd"/>
+      <w:r>
+        <w:t xml:space="preserve"> </w:t>
+      </w:r>
+      <w:proofErr w:type="spellStart"/>
+      <w:r>
+        <w:t>Togbedji</w:t>
+      </w:r>
+      <w:proofErr w:type="spellEnd"/>
+      <w:r>
+        <w:t xml:space="preserve"> Gansey, Jitender Swami, Mahda Soltani, Andreas Beger, Tim McDade, Akanksha Bhattacharyya, and Joan Timoneda.</w:t>
       </w:r>
     </w:p>
     <w:p>
